--- a/manual de implementacion de chairez y alvarado (1) (1).docx
+++ b/manual de implementacion de chairez y alvarado (1) (1).docx
@@ -117,7 +117,7 @@
           <w:noProof/>
           <w:lang w:val="es-ES"/>
         </w:rPr>
-        <w:t>3 de junio de 2026</w:t>
+        <w:t>12 de mayo de 2026</w:t>
       </w:r>
       <w:r>
         <w:rPr>
@@ -1435,57 +1435,6 @@
       </w:r>
     </w:p>
     <w:p>
-      <w:r>
-        <w:rPr>
-          <w:noProof/>
-          <w:lang w:val="en-US"/>
-        </w:rPr>
-        <w:drawing>
-          <wp:inline distT="0" distB="0" distL="0" distR="0" wp14:anchorId="053A1CE6" wp14:editId="7D931337">
-            <wp:extent cx="5612130" cy="3156585"/>
-            <wp:effectExtent l="0" t="0" r="7620" b="5715"/>
-            <wp:docPr id="1419571813" name="Imagen 1"/>
-            <wp:cNvGraphicFramePr>
-              <a:graphicFrameLocks xmlns:a="http://schemas.openxmlformats.org/drawingml/2006/main" noChangeAspect="1"/>
-            </wp:cNvGraphicFramePr>
-            <a:graphic xmlns:a="http://schemas.openxmlformats.org/drawingml/2006/main">
-              <a:graphicData uri="http://schemas.openxmlformats.org/drawingml/2006/picture">
-                <pic:pic xmlns:pic="http://schemas.openxmlformats.org/drawingml/2006/picture">
-                  <pic:nvPicPr>
-                    <pic:cNvPr id="1419571813" name="Imagen 1"/>
-                    <pic:cNvPicPr>
-                      <a:picLocks noChangeAspect="1"/>
-                    </pic:cNvPicPr>
-                  </pic:nvPicPr>
-                  <pic:blipFill>
-                    <a:blip r:embed="rId11">
-                      <a:extLst>
-                        <a:ext uri="{28A0092B-C50C-407E-A947-70E740481C1C}">
-                          <a14:useLocalDpi xmlns:a14="http://schemas.microsoft.com/office/drawing/2010/main" val="0"/>
-                        </a:ext>
-                      </a:extLst>
-                    </a:blip>
-                    <a:stretch>
-                      <a:fillRect/>
-                    </a:stretch>
-                  </pic:blipFill>
-                  <pic:spPr>
-                    <a:xfrm>
-                      <a:off x="0" y="0"/>
-                      <a:ext cx="5612130" cy="3156585"/>
-                    </a:xfrm>
-                    <a:prstGeom prst="rect">
-                      <a:avLst/>
-                    </a:prstGeom>
-                  </pic:spPr>
-                </pic:pic>
-              </a:graphicData>
-            </a:graphic>
-          </wp:inline>
-        </w:drawing>
-      </w:r>
-    </w:p>
-    <w:p>
       <w:pPr>
         <w:pStyle w:val="Prrafodelista"/>
         <w:jc w:val="left"/>
@@ -1494,56 +1443,14 @@
           <w:szCs w:val="24"/>
         </w:rPr>
       </w:pPr>
-      <w:r>
-        <w:rPr>
-          <w:sz w:val="24"/>
-          <w:szCs w:val="24"/>
-        </w:rPr>
-        <w:lastRenderedPageBreak/>
-        <w:drawing>
-          <wp:inline distT="0" distB="0" distL="0" distR="0" wp14:anchorId="5CA1A6D8" wp14:editId="408A97BB">
-            <wp:extent cx="3991532" cy="4401164"/>
-            <wp:effectExtent l="0" t="0" r="9525" b="0"/>
-            <wp:docPr id="2" name="Imagen 2"/>
-            <wp:cNvGraphicFramePr>
-              <a:graphicFrameLocks xmlns:a="http://schemas.openxmlformats.org/drawingml/2006/main" noChangeAspect="1"/>
-            </wp:cNvGraphicFramePr>
-            <a:graphic xmlns:a="http://schemas.openxmlformats.org/drawingml/2006/main">
-              <a:graphicData uri="http://schemas.openxmlformats.org/drawingml/2006/picture">
-                <pic:pic xmlns:pic="http://schemas.openxmlformats.org/drawingml/2006/picture">
-                  <pic:nvPicPr>
-                    <pic:cNvPr id="1" name=""/>
-                    <pic:cNvPicPr/>
-                  </pic:nvPicPr>
-                  <pic:blipFill>
-                    <a:blip r:embed="rId12"/>
-                    <a:stretch>
-                      <a:fillRect/>
-                    </a:stretch>
-                  </pic:blipFill>
-                  <pic:spPr>
-                    <a:xfrm>
-                      <a:off x="0" y="0"/>
-                      <a:ext cx="3991532" cy="4401164"/>
-                    </a:xfrm>
-                    <a:prstGeom prst="rect">
-                      <a:avLst/>
-                    </a:prstGeom>
-                  </pic:spPr>
-                </pic:pic>
-              </a:graphicData>
-            </a:graphic>
-          </wp:inline>
-        </w:drawing>
-      </w:r>
       <w:bookmarkStart w:id="0" w:name="_GoBack"/>
       <w:bookmarkEnd w:id="0"/>
     </w:p>
     <w:sectPr>
-      <w:headerReference w:type="even" r:id="rId13"/>
-      <w:headerReference w:type="default" r:id="rId14"/>
-      <w:footerReference w:type="default" r:id="rId15"/>
-      <w:headerReference w:type="first" r:id="rId16"/>
+      <w:headerReference w:type="even" r:id="rId11"/>
+      <w:headerReference w:type="default" r:id="rId12"/>
+      <w:footerReference w:type="default" r:id="rId13"/>
+      <w:headerReference w:type="first" r:id="rId14"/>
       <w:pgSz w:w="12240" w:h="15840"/>
       <w:pgMar w:top="1417" w:right="1701" w:bottom="1417" w:left="1701" w:header="708" w:footer="708" w:gutter="0"/>
       <w:cols w:space="708"/>
@@ -1682,7 +1589,7 @@
               <w:color w:val="FFFFFF" w:themeColor="background1"/>
               <w:lang w:val="es-ES"/>
             </w:rPr>
-            <w:t>7</w:t>
+            <w:t>5</w:t>
           </w:r>
           <w:r>
             <w:rPr>
@@ -3999,28 +3906,28 @@
     <w:charset w:val="00"/>
     <w:family w:val="swiss"/>
     <w:pitch w:val="variable"/>
-    <w:sig w:usb0="00000001" w:usb1="00000003" w:usb2="00000000" w:usb3="00000000" w:csb0="0000019F" w:csb1="00000000"/>
+    <w:sig w:usb0="20000287" w:usb1="00000003" w:usb2="00000000" w:usb3="00000000" w:csb0="0000019F" w:csb1="00000000"/>
   </w:font>
   <w:font w:name="Aptos Display">
     <w:altName w:val="Arial"/>
     <w:charset w:val="00"/>
     <w:family w:val="swiss"/>
     <w:pitch w:val="variable"/>
-    <w:sig w:usb0="00000001" w:usb1="00000003" w:usb2="00000000" w:usb3="00000000" w:csb0="0000019F" w:csb1="00000000"/>
+    <w:sig w:usb0="20000287" w:usb1="00000003" w:usb2="00000000" w:usb3="00000000" w:csb0="0000019F" w:csb1="00000000"/>
   </w:font>
   <w:font w:name="Calibri">
     <w:panose1 w:val="020F0502020204030204"/>
     <w:charset w:val="00"/>
     <w:family w:val="swiss"/>
     <w:pitch w:val="variable"/>
-    <w:sig w:usb0="E0002EFF" w:usb1="C000247B" w:usb2="00000009" w:usb3="00000000" w:csb0="000001FF" w:csb1="00000000"/>
+    <w:sig w:usb0="E4002EFF" w:usb1="C000247B" w:usb2="00000009" w:usb3="00000000" w:csb0="000001FF" w:csb1="00000000"/>
   </w:font>
   <w:font w:name="Calibri Light">
     <w:panose1 w:val="020F0302020204030204"/>
     <w:charset w:val="00"/>
     <w:family w:val="swiss"/>
     <w:pitch w:val="variable"/>
-    <w:sig w:usb0="E0002AFF" w:usb1="C000247B" w:usb2="00000009" w:usb3="00000000" w:csb0="000001FF" w:csb1="00000000"/>
+    <w:sig w:usb0="E4002EFF" w:usb1="C000247B" w:usb2="00000009" w:usb3="00000000" w:csb0="000001FF" w:csb1="00000000"/>
   </w:font>
 </w:fonts>
 </file>
@@ -4044,7 +3951,6 @@
     <w:rsid w:val="00081245"/>
     <w:rsid w:val="00173762"/>
     <w:rsid w:val="004C0805"/>
-    <w:rsid w:val="00542A46"/>
     <w:rsid w:val="005841B0"/>
     <w:rsid w:val="005D5CCB"/>
     <w:rsid w:val="00647FCD"/>
@@ -4834,7 +4740,7 @@
 </file>
 
 <file path=customXml/itemProps1.xml><?xml version="1.0" encoding="utf-8"?>
-<ds:datastoreItem xmlns:ds="http://schemas.openxmlformats.org/officeDocument/2006/customXml" ds:itemID="{50682835-7B0D-4E62-A810-629566F304D2}">
+<ds:datastoreItem xmlns:ds="http://schemas.openxmlformats.org/officeDocument/2006/customXml" ds:itemID="{5CFCF2B8-D953-4273-AF90-58F2147EBFD2}">
   <ds:schemaRefs>
     <ds:schemaRef ds:uri="http://schemas.openxmlformats.org/officeDocument/2006/bibliography"/>
   </ds:schemaRefs>
